--- a/output/books/Kir и Анфи/Глава_11_Октябрь_2025.docx
+++ b/output/books/Kir и Анфи/Глава_11_Октябрь_2025.docx
@@ -101,98 +101,6 @@
           <w:color w:val="6B6B6B"/>
           <w:sz w:val="18"/>
         </w:rPr>
-        <w:t xml:space="preserve">   ·   21:34</w:t>
-      </w:r>
-    </w:p>
-    <w:p>
-      <w:pPr>
-        <w:spacing w:after="160" w:line="276" w:lineRule="auto"/>
-        <w:ind w:firstLine="425"/>
-        <w:jc w:val="both"/>
-        <w:pBdr>
-          <w:left w:val="single" w:sz="12" w:space="8" w:color="1F4E79"/>
-        </w:pBdr>
-      </w:pPr>
-      <w:r>
-        <w:rPr>
-          <w:rFonts w:ascii="Times New Roman" w:hAnsi="Times New Roman" w:cs="Times New Roman" w:eastAsia="Times New Roman"/>
-          <w:b w:val="0"/>
-          <w:i w:val="0"/>
-          <w:color w:val="1F4E79"/>
-          <w:sz w:val="24"/>
-        </w:rPr>
-        <w:t>Выключи это устройство. Простите, я не понимаю. Make Coffee Security. Расскажи об этом устройстве, какой у него процессор. Хорошо, вот что я нашла в интернете по запросу. Make Coffee Security. Сколько гигабайт памяти на этом устройстве? Простите, я не понимаю. Я тоже.</w:t>
-      </w:r>
-    </w:p>
-    <w:p>
-      <w:pPr>
-        <w:spacing w:before="200" w:after="40"/>
-        <w:ind w:firstLine="0"/>
-      </w:pPr>
-      <w:r>
-        <w:rPr>
-          <w:rFonts w:ascii="Times New Roman" w:hAnsi="Times New Roman" w:cs="Times New Roman" w:eastAsia="Times New Roman"/>
-          <w:b/>
-          <w:i w:val="0"/>
-          <w:color w:val="1F4E79"/>
-          <w:sz w:val="24"/>
-        </w:rPr>
-        <w:t>Анфи</w:t>
-      </w:r>
-      <w:r>
-        <w:rPr>
-          <w:rFonts w:ascii="Times New Roman" w:hAnsi="Times New Roman" w:cs="Times New Roman" w:eastAsia="Times New Roman"/>
-          <w:b w:val="0"/>
-          <w:i/>
-          <w:color w:val="6B6B6B"/>
-          <w:sz w:val="18"/>
-        </w:rPr>
-        <w:t xml:space="preserve">   ·   21:36</w:t>
-      </w:r>
-    </w:p>
-    <w:p>
-      <w:pPr>
-        <w:spacing w:after="160" w:line="276" w:lineRule="auto"/>
-        <w:ind w:firstLine="425"/>
-        <w:jc w:val="both"/>
-        <w:pBdr>
-          <w:left w:val="single" w:sz="12" w:space="8" w:color="1F4E79"/>
-        </w:pBdr>
-      </w:pPr>
-      <w:r>
-        <w:rPr>
-          <w:rFonts w:ascii="Times New Roman" w:hAnsi="Times New Roman" w:cs="Times New Roman" w:eastAsia="Times New Roman"/>
-          <w:b w:val="0"/>
-          <w:i w:val="0"/>
-          <w:color w:val="1F4E79"/>
-          <w:sz w:val="24"/>
-        </w:rPr>
-        <w:t>Возможно, что я человек, изнеженный нейронками, и теперь я угораю над Siri. Но у меня вот такое впечатление, так сказать, моё скромное мнение: я могу быть не права и не окей. А она вообще как — это она вообще на хера тогда нужна, если она не может выполнить элементарных комбинаций действий, вот таких вот? Ну то есть, ну типа я что-то не понимаю или как вообще?</w:t>
-      </w:r>
-    </w:p>
-    <w:p>
-      <w:pPr>
-        <w:spacing w:before="200" w:after="40"/>
-        <w:ind w:firstLine="0"/>
-      </w:pPr>
-      <w:r>
-        <w:rPr>
-          <w:rFonts w:ascii="Times New Roman" w:hAnsi="Times New Roman" w:cs="Times New Roman" w:eastAsia="Times New Roman"/>
-          <w:b/>
-          <w:i w:val="0"/>
-          <w:color w:val="1F4E79"/>
-          <w:sz w:val="24"/>
-        </w:rPr>
-        <w:t>Анфи</w:t>
-      </w:r>
-      <w:r>
-        <w:rPr>
-          <w:rFonts w:ascii="Times New Roman" w:hAnsi="Times New Roman" w:cs="Times New Roman" w:eastAsia="Times New Roman"/>
-          <w:b w:val="0"/>
-          <w:i/>
-          <w:color w:val="6B6B6B"/>
-          <w:sz w:val="18"/>
-        </w:rPr>
         <w:t xml:space="preserve">   ·   22:03</w:t>
       </w:r>
     </w:p>
@@ -207,13 +115,11 @@
       </w:pPr>
       <w:r>
         <w:rPr>
-          <w:rFonts w:ascii="Times New Roman" w:hAnsi="Times New Roman" w:cs="Times New Roman" w:eastAsia="Times New Roman"/>
-          <w:b w:val="0"/>
-          <w:i w:val="0"/>
+          <w:rFonts w:ascii="Times New Roman" w:hAnsi="Times New Roman" w:eastAsia="Times New Roman"/>
           <w:color w:val="1F4E79"/>
           <w:sz w:val="24"/>
         </w:rPr>
-        <w:t>А вот эта вот фигня с Siri: её ни одна мне не рассказывала — мама ни подруга — о том, что у неё тоже… Ну то, что она тоже считает Siri очень-очень-очень тупой, и даже Яндекс Алиса практически умнее, чем Siri. Вот. Так что я даже не знаю, реально с переводом проблемы или с ней самой проблемы, но… То, что у неё есть проблемы, это факт.</w:t>
+        <w:t>А. Вот эта. Вот фигня с Siri: её ни одна мне не рассказывала — мама ни подруга — о том, что у неё тоже… Ну то, что она тоже считает Siri очень-очень-очень тупой, и даже Яндекс Алиса практически умнее, чем Siri. Вот. Так, что я даже не знаю, реально с переводом проблемы или с ней самой проблемы, но… То, что у неё есть проблемы, это факт.</w:t>
       </w:r>
     </w:p>
     <w:p>
@@ -411,13 +317,11 @@
       </w:pPr>
       <w:r>
         <w:rPr>
-          <w:rFonts w:ascii="Times New Roman" w:hAnsi="Times New Roman" w:cs="Times New Roman" w:eastAsia="Times New Roman"/>
-          <w:b w:val="0"/>
-          <w:i w:val="0"/>
+          <w:rFonts w:ascii="Times New Roman" w:hAnsi="Times New Roman" w:eastAsia="Times New Roman"/>
           <w:color w:val="C00000"/>
           <w:sz w:val="24"/>
         </w:rPr>
-        <w:t>Запись моно, но записана как стерео. Ну это ладно, не самая большая проблема. Там перегруз идёт по децибелам. На некоторых словах ты потрескиваешь, тебе надо уменьшить чувствительность микрофона. Процентов так на 30 хотя бы.</w:t>
+        <w:t>Запись моно, но записана как стерео. Ну это ладно, не самая большая проблема. Там перегруз идёт по децибелам. На некоторых словах ты потрескиваешь, тебе надо уменьшить чувствительность микрофона. Процентов так на 30, хотя бы.</w:t>
       </w:r>
     </w:p>
     <w:p>
@@ -503,13 +407,11 @@
       </w:pPr>
       <w:r>
         <w:rPr>
-          <w:rFonts w:ascii="Times New Roman" w:hAnsi="Times New Roman" w:cs="Times New Roman" w:eastAsia="Times New Roman"/>
-          <w:b w:val="0"/>
-          <w:i w:val="0"/>
+          <w:rFonts w:ascii="Times New Roman" w:hAnsi="Times New Roman" w:eastAsia="Times New Roman"/>
           <w:color w:val="1F4E79"/>
           <w:sz w:val="24"/>
         </w:rPr>
-        <w:t>А нет никакой программы, чтобы это как-то приглушить, убрать чуть-чуть хотя бы.</w:t>
+        <w:t>А нет никакой программы, чтобы это как-то приглушить, убрать чуть-чуть, хотя бы.</w:t>
       </w:r>
     </w:p>
     <w:p>
@@ -549,13 +451,11 @@
       </w:pPr>
       <w:r>
         <w:rPr>
-          <w:rFonts w:ascii="Times New Roman" w:hAnsi="Times New Roman" w:cs="Times New Roman" w:eastAsia="Times New Roman"/>
-          <w:b w:val="0"/>
-          <w:i w:val="0"/>
+          <w:rFonts w:ascii="Times New Roman" w:hAnsi="Times New Roman" w:eastAsia="Times New Roman"/>
           <w:color w:val="C00000"/>
           <w:sz w:val="24"/>
         </w:rPr>
-        <w:t>Да есть, можно прогнать через RX — RX есть программа, можно убирать. Но это странно, что там, хотя может за эту цену так и должно быть, ещё слышно там эхо, комнату слышно. Вот если нет возможности вокруг микрофона что-то поставить поролоном каким-нибудь, ну тоже можно программой в принципе. Хотя у них есть шумоподавление, но видимо эхо не входит, наверное, в шумоподавление. Если такой прям подкаст делать, передачу, то желательно комнату туда убирать. Вот насчёт чувствительности: ну можно просто спокойнее говорить, ну просто тише, тише говорить и всё, тем более что там только некоторые слова потрескивают.</w:t>
+        <w:t>Да есть, можно прогнать через RX — RX есть программа, можно убирать. Но это странно, что там, хотя может за эту цену так и должно быть, ещё слышно там эхо, комнату слышно. Вот, если нет возможности вокруг микрофона что-то поставить поролоном каким-нибудь, ну тоже можно программой в принципе. Хотя у них есть шумоподавление, но видимо эхо не входит, наверное, в шумоподавление. Если такой прям подкаст делать, передачу, то желательно комнату туда убирать. Вот насчёт чувствительности: ну можно просто спокойнее говорить, ну просто тише, тише говорить и всё, тем более, что там только некоторые слова потрескивают.</w:t>
       </w:r>
     </w:p>
     <w:p>
@@ -845,13 +745,11 @@
       </w:pPr>
       <w:r>
         <w:rPr>
-          <w:rFonts w:ascii="Times New Roman" w:hAnsi="Times New Roman" w:cs="Times New Roman" w:eastAsia="Times New Roman"/>
-          <w:b w:val="0"/>
-          <w:i w:val="0"/>
+          <w:rFonts w:ascii="Times New Roman" w:hAnsi="Times New Roman" w:eastAsia="Times New Roman"/>
           <w:color w:val="1F4E79"/>
           <w:sz w:val="24"/>
         </w:rPr>
-        <w:t>Привет! Можешь посмотреть в интернете, сколько будет стоить отправка посылки из Вологды в Армавир.</w:t>
+        <w:t>Привет! Можешь посмотреть в интернете, сколько будет стоить отправка посылки из-за Вологды в Армавир.</w:t>
       </w:r>
     </w:p>
     <w:p>
@@ -1187,13 +1085,11 @@
       </w:pPr>
       <w:r>
         <w:rPr>
-          <w:rFonts w:ascii="Times New Roman" w:hAnsi="Times New Roman" w:cs="Times New Roman" w:eastAsia="Times New Roman"/>
-          <w:b w:val="0"/>
-          <w:i w:val="0"/>
+          <w:rFonts w:ascii="Times New Roman" w:hAnsi="Times New Roman" w:eastAsia="Times New Roman"/>
           <w:color w:val="C00000"/>
           <w:sz w:val="24"/>
         </w:rPr>
-        <w:t>Ты не думала поставить Яндекс.Браузер? Там у него есть функция чтения вслух, там же Алиса читает.</w:t>
+        <w:t>Ты не думала поставить Яндекс. Браузер? Там у него есть функция чтения вслух, там же Алиса читает.</w:t>
       </w:r>
     </w:p>
     <w:p>
@@ -1233,13 +1129,11 @@
       </w:pPr>
       <w:r>
         <w:rPr>
-          <w:rFonts w:ascii="Times New Roman" w:hAnsi="Times New Roman" w:cs="Times New Roman" w:eastAsia="Times New Roman"/>
-          <w:b w:val="0"/>
-          <w:i w:val="0"/>
+          <w:rFonts w:ascii="Times New Roman" w:hAnsi="Times New Roman" w:eastAsia="Times New Roman"/>
           <w:color w:val="1F4E79"/>
           <w:sz w:val="24"/>
         </w:rPr>
-        <w:t>А как ей скинуть вот эту вот штуку и сказать типа «прочитай»? Но она вообще какая-то странная, честно говоря, но если она реально так работает, то я не понимаю, как ей прислать.</w:t>
+        <w:t>А как ей скинуть. Вот эту. Вот штуку и сказать типа «прочитай»? Но она вообще какая-то странная, честно говоря, но, если она реально так работает, то я не понимаю, как ей прислать.</w:t>
       </w:r>
     </w:p>
     <w:p>
@@ -1286,52 +1180,6 @@
           <w:sz w:val="24"/>
         </w:rPr>
         <w:t>А, нужно открывать изначально в нём. Ну, это же браузер. Просто настроить, не знаю, если не нравится, можно там раз открыть. В Telegram там есть «открыть с помощью». Ну, должно такое быть. У меня написано «открыть в». И там можно выбрать уже в чём конкретно открыть. Но она неплохо, кстати, читает. Да, я тебе это могу прислать в Word-формате, в вордовский офис.</w:t>
-      </w:r>
-    </w:p>
-    <w:p>
-      <w:pPr>
-        <w:spacing w:before="200" w:after="40"/>
-        <w:ind w:firstLine="0"/>
-      </w:pPr>
-      <w:r>
-        <w:rPr>
-          <w:rFonts w:ascii="Times New Roman" w:hAnsi="Times New Roman" w:cs="Times New Roman" w:eastAsia="Times New Roman"/>
-          <w:b/>
-          <w:i w:val="0"/>
-          <w:color w:val="1F4E79"/>
-          <w:sz w:val="24"/>
-        </w:rPr>
-        <w:t>Анфи</w:t>
-      </w:r>
-      <w:r>
-        <w:rPr>
-          <w:rFonts w:ascii="Times New Roman" w:hAnsi="Times New Roman" w:cs="Times New Roman" w:eastAsia="Times New Roman"/>
-          <w:b w:val="0"/>
-          <w:i/>
-          <w:color w:val="6B6B6B"/>
-          <w:sz w:val="18"/>
-        </w:rPr>
-        <w:t xml:space="preserve">   ·   19:17</w:t>
-      </w:r>
-    </w:p>
-    <w:p>
-      <w:pPr>
-        <w:spacing w:after="160" w:line="276" w:lineRule="auto"/>
-        <w:ind w:firstLine="425"/>
-        <w:jc w:val="both"/>
-        <w:pBdr>
-          <w:left w:val="single" w:sz="12" w:space="8" w:color="1F4E79"/>
-        </w:pBdr>
-      </w:pPr>
-      <w:r>
-        <w:rPr>
-          <w:rFonts w:ascii="Times New Roman" w:hAnsi="Times New Roman" w:cs="Times New Roman" w:eastAsia="Times New Roman"/>
-          <w:b w:val="0"/>
-          <w:i w:val="0"/>
-          <w:color w:val="1F4E79"/>
-          <w:sz w:val="24"/>
-        </w:rPr>
-        <w:t>О, спасибо, можно я тебе тогда остальное пришлю, и ты это тоже мне, в общем-то… А как ты его в Word-то сделал? Расскажи, чтобы я могла потом сама это делать.</w:t>
       </w:r>
     </w:p>
     <w:p>
@@ -1494,52 +1342,6 @@
     </w:p>
     <w:p>
       <w:pPr>
-        <w:spacing w:before="200" w:after="40"/>
-        <w:ind w:firstLine="0"/>
-      </w:pPr>
-      <w:r>
-        <w:rPr>
-          <w:rFonts w:ascii="Times New Roman" w:hAnsi="Times New Roman" w:cs="Times New Roman" w:eastAsia="Times New Roman"/>
-          <w:b/>
-          <w:i w:val="0"/>
-          <w:color w:val="1F4E79"/>
-          <w:sz w:val="24"/>
-        </w:rPr>
-        <w:t>Анфи</w:t>
-      </w:r>
-      <w:r>
-        <w:rPr>
-          <w:rFonts w:ascii="Times New Roman" w:hAnsi="Times New Roman" w:cs="Times New Roman" w:eastAsia="Times New Roman"/>
-          <w:b w:val="0"/>
-          <w:i/>
-          <w:color w:val="6B6B6B"/>
-          <w:sz w:val="18"/>
-        </w:rPr>
-        <w:t xml:space="preserve">   ·   07:54</w:t>
-      </w:r>
-    </w:p>
-    <w:p>
-      <w:pPr>
-        <w:spacing w:after="160" w:line="276" w:lineRule="auto"/>
-        <w:ind w:firstLine="425"/>
-        <w:jc w:val="both"/>
-        <w:pBdr>
-          <w:left w:val="single" w:sz="12" w:space="8" w:color="1F4E79"/>
-        </w:pBdr>
-      </w:pPr>
-      <w:r>
-        <w:rPr>
-          <w:rFonts w:ascii="Times New Roman" w:hAnsi="Times New Roman" w:cs="Times New Roman" w:eastAsia="Times New Roman"/>
-          <w:b w:val="0"/>
-          <w:i w:val="0"/>
-          <w:color w:val="1F4E79"/>
-          <w:sz w:val="24"/>
-        </w:rPr>
-        <w:t>Можешь ещё вот это вот скачать.</w:t>
-      </w:r>
-    </w:p>
-    <w:p>
-      <w:pPr>
         <w:spacing w:before="360" w:after="160"/>
         <w:ind w:firstLine="0"/>
         <w:jc w:val="left"/>
@@ -1556,52 +1358,6 @@
           <w:sz w:val="26"/>
         </w:rPr>
         <w:t>18 октября 2025</w:t>
-      </w:r>
-    </w:p>
-    <w:p>
-      <w:pPr>
-        <w:spacing w:before="200" w:after="40"/>
-        <w:ind w:firstLine="0"/>
-      </w:pPr>
-      <w:r>
-        <w:rPr>
-          <w:rFonts w:ascii="Times New Roman" w:hAnsi="Times New Roman" w:cs="Times New Roman" w:eastAsia="Times New Roman"/>
-          <w:b/>
-          <w:i w:val="0"/>
-          <w:color w:val="1F4E79"/>
-          <w:sz w:val="24"/>
-        </w:rPr>
-        <w:t>Анфи</w:t>
-      </w:r>
-      <w:r>
-        <w:rPr>
-          <w:rFonts w:ascii="Times New Roman" w:hAnsi="Times New Roman" w:cs="Times New Roman" w:eastAsia="Times New Roman"/>
-          <w:b w:val="0"/>
-          <w:i/>
-          <w:color w:val="6B6B6B"/>
-          <w:sz w:val="18"/>
-        </w:rPr>
-        <w:t xml:space="preserve">   ·   23:09</w:t>
-      </w:r>
-    </w:p>
-    <w:p>
-      <w:pPr>
-        <w:spacing w:after="160" w:line="276" w:lineRule="auto"/>
-        <w:ind w:firstLine="425"/>
-        <w:jc w:val="both"/>
-        <w:pBdr>
-          <w:left w:val="single" w:sz="12" w:space="8" w:color="1F4E79"/>
-        </w:pBdr>
-      </w:pPr>
-      <w:r>
-        <w:rPr>
-          <w:rFonts w:ascii="Times New Roman" w:hAnsi="Times New Roman" w:cs="Times New Roman" w:eastAsia="Times New Roman"/>
-          <w:b w:val="0"/>
-          <w:i w:val="0"/>
-          <w:color w:val="1F4E79"/>
-          <w:sz w:val="24"/>
-        </w:rPr>
-        <w:t>Можешь описать, как вообще выглядит эта вещь.</w:t>
       </w:r>
     </w:p>
     <w:p>
@@ -1764,52 +1520,6 @@
     </w:p>
     <w:p>
       <w:pPr>
-        <w:spacing w:before="200" w:after="40"/>
-        <w:ind w:firstLine="0"/>
-      </w:pPr>
-      <w:r>
-        <w:rPr>
-          <w:rFonts w:ascii="Times New Roman" w:hAnsi="Times New Roman" w:cs="Times New Roman" w:eastAsia="Times New Roman"/>
-          <w:b/>
-          <w:i w:val="0"/>
-          <w:color w:val="1F4E79"/>
-          <w:sz w:val="24"/>
-        </w:rPr>
-        <w:t>Анфи</w:t>
-      </w:r>
-      <w:r>
-        <w:rPr>
-          <w:rFonts w:ascii="Times New Roman" w:hAnsi="Times New Roman" w:cs="Times New Roman" w:eastAsia="Times New Roman"/>
-          <w:b w:val="0"/>
-          <w:i/>
-          <w:color w:val="6B6B6B"/>
-          <w:sz w:val="18"/>
-        </w:rPr>
-        <w:t xml:space="preserve">   ·   21:26</w:t>
-      </w:r>
-    </w:p>
-    <w:p>
-      <w:pPr>
-        <w:spacing w:after="160" w:line="276" w:lineRule="auto"/>
-        <w:ind w:firstLine="425"/>
-        <w:jc w:val="both"/>
-        <w:pBdr>
-          <w:left w:val="single" w:sz="12" w:space="8" w:color="1F4E79"/>
-        </w:pBdr>
-      </w:pPr>
-      <w:r>
-        <w:rPr>
-          <w:rFonts w:ascii="Times New Roman" w:hAnsi="Times New Roman" w:cs="Times New Roman" w:eastAsia="Times New Roman"/>
-          <w:b w:val="0"/>
-          <w:i w:val="0"/>
-          <w:color w:val="1F4E79"/>
-          <w:sz w:val="24"/>
-        </w:rPr>
-        <w:t>И у меня, ну, короче, у нас в Вологде стали очень сильно глушить интернет, мобильный, особенно Telegram, WhatsApp стали очень плохо работать, поэтому, если что, скажи, какой у тебя ник ВКонтакте, чтобы я могла тебя там найти.</w:t>
-      </w:r>
-    </w:p>
-    <w:p>
-      <w:pPr>
         <w:spacing w:before="360" w:after="160"/>
         <w:ind w:firstLine="0"/>
         <w:jc w:val="left"/>
@@ -1931,13 +1641,11 @@
       </w:pPr>
       <w:r>
         <w:rPr>
-          <w:rFonts w:ascii="Times New Roman" w:hAnsi="Times New Roman" w:cs="Times New Roman" w:eastAsia="Times New Roman"/>
-          <w:b w:val="0"/>
-          <w:i w:val="0"/>
+          <w:rFonts w:ascii="Times New Roman" w:hAnsi="Times New Roman" w:eastAsia="Times New Roman"/>
           <w:color w:val="C00000"/>
           <w:sz w:val="24"/>
         </w:rPr>
-        <w:t>Привет, слушай, я вижу, ты там добавилась в эту, в Yandex, а какие, он реально дал тебе полномочия там, имею в виду вот эти все подписки, там музыка работает у тебя, ну, у тебя вроде и так вот там взломанная, а дал ли он тебе место какое-то там на диске, допустим, терабайт какой-нибудь?</w:t>
+        <w:t>Привет, слушай, я вижу, ты там добавилась в эту, в Yandex, а какие, он реально дал тебе полномочия там, имею в виду. Вот эти все подписки, там музыка работает у тебя, ну, у тебя вроде. И так. Вот там взломанная, а дал ли он тебе место какое-то там на диске, допустим, терабайт какой-нибудь?</w:t>
       </w:r>
     </w:p>
     <w:p>
@@ -2126,52 +1834,6 @@
     </w:p>
     <w:p>
       <w:pPr>
-        <w:spacing w:before="200" w:after="40"/>
-        <w:ind w:firstLine="0"/>
-      </w:pPr>
-      <w:r>
-        <w:rPr>
-          <w:rFonts w:ascii="Times New Roman" w:hAnsi="Times New Roman" w:cs="Times New Roman" w:eastAsia="Times New Roman"/>
-          <w:b/>
-          <w:i w:val="0"/>
-          <w:color w:val="C00000"/>
-          <w:sz w:val="24"/>
-        </w:rPr>
-        <w:t>Kir</w:t>
-      </w:r>
-      <w:r>
-        <w:rPr>
-          <w:rFonts w:ascii="Times New Roman" w:hAnsi="Times New Roman" w:cs="Times New Roman" w:eastAsia="Times New Roman"/>
-          <w:b w:val="0"/>
-          <w:i/>
-          <w:color w:val="6B6B6B"/>
-          <w:sz w:val="18"/>
-        </w:rPr>
-        <w:t xml:space="preserve">   ·   16:40</w:t>
-      </w:r>
-    </w:p>
-    <w:p>
-      <w:pPr>
-        <w:spacing w:after="160" w:line="276" w:lineRule="auto"/>
-        <w:ind w:firstLine="425"/>
-        <w:jc w:val="both"/>
-        <w:pBdr>
-          <w:left w:val="single" w:sz="12" w:space="8" w:color="C00000"/>
-        </w:pBdr>
-      </w:pPr>
-      <w:r>
-        <w:rPr>
-          <w:rFonts w:ascii="Times New Roman" w:hAnsi="Times New Roman" w:cs="Times New Roman" w:eastAsia="Times New Roman"/>
-          <w:b w:val="0"/>
-          <w:i w:val="0"/>
-          <w:color w:val="C00000"/>
-          <w:sz w:val="24"/>
-        </w:rPr>
-        <w:t>Прикольно. А Яндекс.Диск — есть там место? Ну там по умолчанию, по-моему, 10 гигабайт даётся.</w:t>
-      </w:r>
-    </w:p>
-    <w:p>
-      <w:pPr>
         <w:spacing w:before="360" w:after="160"/>
         <w:ind w:firstLine="0"/>
         <w:jc w:val="left"/>
@@ -2213,52 +1875,6 @@
           <w:color w:val="6B6B6B"/>
           <w:sz w:val="18"/>
         </w:rPr>
-        <w:t xml:space="preserve">   ·   14:25</w:t>
-      </w:r>
-    </w:p>
-    <w:p>
-      <w:pPr>
-        <w:spacing w:after="160" w:line="276" w:lineRule="auto"/>
-        <w:ind w:firstLine="425"/>
-        <w:jc w:val="both"/>
-        <w:pBdr>
-          <w:left w:val="single" w:sz="12" w:space="8" w:color="1F4E79"/>
-        </w:pBdr>
-      </w:pPr>
-      <w:r>
-        <w:rPr>
-          <w:rFonts w:ascii="Times New Roman" w:hAnsi="Times New Roman" w:cs="Times New Roman" w:eastAsia="Times New Roman"/>
-          <w:b w:val="0"/>
-          <w:i w:val="0"/>
-          <w:color w:val="1F4E79"/>
-          <w:sz w:val="24"/>
-        </w:rPr>
-        <w:t>Слушай, я тут скачала видео из YouTube. Много видео, я их преобразовала в MP3 формат, то есть в аудио. И сейчас я обнаружила, что я вот включаю вот этот вот, ну, этот файл, да, то есть включаю его как музыку, на нём нет звука. В чём может быть вообще проблема?</w:t>
-      </w:r>
-    </w:p>
-    <w:p>
-      <w:pPr>
-        <w:spacing w:before="200" w:after="40"/>
-        <w:ind w:firstLine="0"/>
-      </w:pPr>
-      <w:r>
-        <w:rPr>
-          <w:rFonts w:ascii="Times New Roman" w:hAnsi="Times New Roman" w:cs="Times New Roman" w:eastAsia="Times New Roman"/>
-          <w:b/>
-          <w:i w:val="0"/>
-          <w:color w:val="1F4E79"/>
-          <w:sz w:val="24"/>
-        </w:rPr>
-        <w:t>Анфи</w:t>
-      </w:r>
-      <w:r>
-        <w:rPr>
-          <w:rFonts w:ascii="Times New Roman" w:hAnsi="Times New Roman" w:cs="Times New Roman" w:eastAsia="Times New Roman"/>
-          <w:b w:val="0"/>
-          <w:i/>
-          <w:color w:val="6B6B6B"/>
-          <w:sz w:val="18"/>
-        </w:rPr>
         <w:t xml:space="preserve">   ·   17:46</w:t>
       </w:r>
     </w:p>
@@ -2273,13 +1889,11 @@
       </w:pPr>
       <w:r>
         <w:rPr>
-          <w:rFonts w:ascii="Times New Roman" w:hAnsi="Times New Roman" w:cs="Times New Roman" w:eastAsia="Times New Roman"/>
-          <w:b w:val="0"/>
-          <w:i w:val="0"/>
+          <w:rFonts w:ascii="Times New Roman" w:hAnsi="Times New Roman" w:eastAsia="Times New Roman"/>
           <w:color w:val="1F4E79"/>
           <w:sz w:val="24"/>
         </w:rPr>
-        <w:t>Да всё, я там уже разобралась, там просто у меня Telegram глючил и поэтому ничего не включалось.</w:t>
+        <w:t>Да всё, я там уже разобралась, там просто у меня Telegram глючил и. Поэтому ничего не включалось.</w:t>
       </w:r>
     </w:p>
     <w:sectPr>
